--- a/templates/cover.docx
+++ b/templates/cover.docx
@@ -184,8 +184,8 @@
         <w:tblLook w:noHBand="0" w:lastColumn="0" w:firstColumn="1" w:lastRow="0" w:firstRow="1" w:noVBand="1" w:val="04a0"/>
       </w:tblPr>
       <w:tblGrid>
-        <w:gridCol w:w="1100"/>
-        <w:gridCol w:w="2552"/>
+        <w:gridCol w:w="1099"/>
+        <w:gridCol w:w="2553"/>
         <w:gridCol w:w="2990"/>
         <w:gridCol w:w="2214"/>
       </w:tblGrid>
@@ -193,13 +193,14 @@
         <w:trPr/>
         <w:tc>
           <w:tcPr>
-            <w:tcW w:w="1100" w:type="dxa"/>
+            <w:tcW w:w="1099" w:type="dxa"/>
             <w:tcBorders/>
           </w:tcPr>
           <w:p>
             <w:pPr>
               <w:pStyle w:val="Normal"/>
               <w:widowControl/>
+              <w:suppressAutoHyphens w:val="true"/>
               <w:spacing w:lineRule="auto" w:line="240" w:before="0" w:after="0"/>
               <w:jc w:val="center"/>
               <w:rPr>
@@ -220,13 +221,14 @@
         </w:tc>
         <w:tc>
           <w:tcPr>
-            <w:tcW w:w="2552" w:type="dxa"/>
+            <w:tcW w:w="2553" w:type="dxa"/>
             <w:tcBorders/>
           </w:tcPr>
           <w:p>
             <w:pPr>
               <w:pStyle w:val="Normal"/>
               <w:widowControl/>
+              <w:suppressAutoHyphens w:val="true"/>
               <w:spacing w:lineRule="auto" w:line="240" w:before="0" w:after="0"/>
               <w:jc w:val="center"/>
               <w:rPr>
@@ -254,6 +256,7 @@
             <w:pPr>
               <w:pStyle w:val="Normal"/>
               <w:widowControl/>
+              <w:suppressAutoHyphens w:val="true"/>
               <w:spacing w:lineRule="auto" w:line="240" w:before="0" w:after="0"/>
               <w:jc w:val="center"/>
               <w:rPr>
@@ -281,6 +284,7 @@
             <w:pPr>
               <w:pStyle w:val="Normal"/>
               <w:widowControl/>
+              <w:suppressAutoHyphens w:val="true"/>
               <w:spacing w:lineRule="auto" w:line="240" w:before="0" w:after="0"/>
               <w:jc w:val="center"/>
               <w:rPr>
@@ -304,13 +308,14 @@
         <w:trPr/>
         <w:tc>
           <w:tcPr>
-            <w:tcW w:w="1100" w:type="dxa"/>
+            <w:tcW w:w="1099" w:type="dxa"/>
             <w:tcBorders/>
           </w:tcPr>
           <w:p>
             <w:pPr>
               <w:pStyle w:val="Normal"/>
               <w:widowControl/>
+              <w:suppressAutoHyphens w:val="true"/>
               <w:spacing w:lineRule="auto" w:line="240" w:before="0" w:after="0"/>
               <w:jc w:val="start"/>
               <w:rPr>
@@ -333,13 +338,14 @@
         </w:tc>
         <w:tc>
           <w:tcPr>
-            <w:tcW w:w="2552" w:type="dxa"/>
+            <w:tcW w:w="2553" w:type="dxa"/>
             <w:tcBorders/>
           </w:tcPr>
           <w:p>
             <w:pPr>
               <w:pStyle w:val="Normal"/>
               <w:widowControl/>
+              <w:suppressAutoHyphens w:val="true"/>
               <w:spacing w:lineRule="auto" w:line="240" w:before="0" w:after="0"/>
               <w:jc w:val="start"/>
               <w:rPr>
@@ -369,6 +375,7 @@
             <w:pPr>
               <w:pStyle w:val="Normal"/>
               <w:widowControl/>
+              <w:suppressAutoHyphens w:val="true"/>
               <w:spacing w:lineRule="auto" w:line="240" w:before="0" w:after="0"/>
               <w:jc w:val="start"/>
               <w:rPr>
@@ -398,6 +405,7 @@
             <w:pPr>
               <w:pStyle w:val="Normal"/>
               <w:widowControl/>
+              <w:suppressAutoHyphens w:val="true"/>
               <w:spacing w:lineRule="auto" w:line="240" w:before="0" w:after="0"/>
               <w:jc w:val="center"/>
               <w:rPr>
@@ -406,11 +414,7 @@
             </w:pPr>
             <w:r>
               <w:rPr>
-                <w:rFonts w:cs="Arial"/>
                 <w:b/>
-                <w:kern w:val="0"/>
-                <w:szCs w:val="22"/>
-                <w:lang w:val="en-US" w:eastAsia="en-US" w:bidi="ar-SA"/>
               </w:rPr>
             </w:r>
           </w:p>
@@ -420,13 +424,14 @@
         <w:trPr/>
         <w:tc>
           <w:tcPr>
-            <w:tcW w:w="1100" w:type="dxa"/>
+            <w:tcW w:w="1099" w:type="dxa"/>
             <w:tcBorders/>
           </w:tcPr>
           <w:p>
             <w:pPr>
               <w:pStyle w:val="Normal"/>
               <w:widowControl/>
+              <w:suppressAutoHyphens w:val="true"/>
               <w:spacing w:lineRule="auto" w:line="240" w:before="0" w:after="0"/>
               <w:jc w:val="start"/>
               <w:rPr>
@@ -449,13 +454,14 @@
         </w:tc>
         <w:tc>
           <w:tcPr>
-            <w:tcW w:w="2552" w:type="dxa"/>
+            <w:tcW w:w="2553" w:type="dxa"/>
             <w:tcBorders/>
           </w:tcPr>
           <w:p>
             <w:pPr>
               <w:pStyle w:val="Normal"/>
               <w:widowControl/>
+              <w:suppressAutoHyphens w:val="true"/>
               <w:spacing w:lineRule="auto" w:line="240" w:before="0" w:after="0"/>
               <w:jc w:val="start"/>
               <w:rPr>
@@ -485,6 +491,7 @@
             <w:pPr>
               <w:pStyle w:val="Normal"/>
               <w:widowControl/>
+              <w:suppressAutoHyphens w:val="true"/>
               <w:spacing w:lineRule="auto" w:line="240" w:before="0" w:after="0"/>
               <w:jc w:val="start"/>
               <w:rPr>
@@ -514,6 +521,7 @@
             <w:pPr>
               <w:pStyle w:val="Normal"/>
               <w:widowControl/>
+              <w:suppressAutoHyphens w:val="true"/>
               <w:spacing w:lineRule="auto" w:line="240" w:before="0" w:after="0"/>
               <w:jc w:val="center"/>
               <w:rPr>
@@ -522,11 +530,7 @@
             </w:pPr>
             <w:r>
               <w:rPr>
-                <w:rFonts w:cs="Arial"/>
                 <w:b/>
-                <w:kern w:val="0"/>
-                <w:szCs w:val="22"/>
-                <w:lang w:val="en-US" w:eastAsia="en-US" w:bidi="ar-SA"/>
               </w:rPr>
             </w:r>
           </w:p>
@@ -536,13 +540,14 @@
         <w:trPr/>
         <w:tc>
           <w:tcPr>
-            <w:tcW w:w="1100" w:type="dxa"/>
+            <w:tcW w:w="1099" w:type="dxa"/>
             <w:tcBorders/>
           </w:tcPr>
           <w:p>
             <w:pPr>
               <w:pStyle w:val="Normal"/>
               <w:widowControl/>
+              <w:suppressAutoHyphens w:val="true"/>
               <w:spacing w:lineRule="auto" w:line="240" w:before="0" w:after="0"/>
               <w:jc w:val="start"/>
               <w:rPr>
@@ -565,13 +570,14 @@
         </w:tc>
         <w:tc>
           <w:tcPr>
-            <w:tcW w:w="2552" w:type="dxa"/>
+            <w:tcW w:w="2553" w:type="dxa"/>
             <w:tcBorders/>
           </w:tcPr>
           <w:p>
             <w:pPr>
               <w:pStyle w:val="Normal"/>
               <w:widowControl/>
+              <w:suppressAutoHyphens w:val="true"/>
               <w:spacing w:lineRule="auto" w:line="240" w:before="0" w:after="0"/>
               <w:jc w:val="start"/>
               <w:rPr>
@@ -601,6 +607,7 @@
             <w:pPr>
               <w:pStyle w:val="Normal"/>
               <w:widowControl/>
+              <w:suppressAutoHyphens w:val="true"/>
               <w:spacing w:lineRule="auto" w:line="240" w:before="0" w:after="0"/>
               <w:jc w:val="start"/>
               <w:rPr>
@@ -630,6 +637,7 @@
             <w:pPr>
               <w:pStyle w:val="Normal"/>
               <w:widowControl/>
+              <w:suppressAutoHyphens w:val="true"/>
               <w:spacing w:lineRule="auto" w:line="240" w:before="0" w:after="0"/>
               <w:jc w:val="center"/>
               <w:rPr>
@@ -638,11 +646,7 @@
             </w:pPr>
             <w:r>
               <w:rPr>
-                <w:rFonts w:cs="Arial"/>
                 <w:b/>
-                <w:kern w:val="0"/>
-                <w:szCs w:val="22"/>
-                <w:lang w:val="en-US" w:eastAsia="en-US" w:bidi="ar-SA"/>
               </w:rPr>
             </w:r>
           </w:p>
@@ -955,59 +959,6 @@
         </w:rPr>
         <w:t>We understand that if any part of this declaration is found to be false or misleading, the College reserves the right to cancel the submission and take disciplinary action in accordance with its academic regulations.</w:t>
       </w:r>
-      <w:r>
-        <w:rPr/>
-        <mc:AlternateContent>
-          <mc:Choice Requires="wps">
-            <w:drawing>
-              <wp:inline distT="0" distB="0" distL="0" distR="0">
-                <wp:extent cx="5486400" cy="635"/>
-                <wp:effectExtent l="0" t="0" r="0" b="177800"/>
-                <wp:docPr id="3" name=""/>
-                <a:graphic xmlns:a="http://schemas.openxmlformats.org/drawingml/2006/main">
-                  <a:graphicData uri="http://schemas.microsoft.com/office/word/2010/wordprocessingShape">
-                    <wps:wsp>
-                      <wps:cNvSpPr/>
-                      <wps:nvSpPr>
-                        <wps:cNvPr id="4" name=""/>
-                        <wps:cNvSpPr/>
-                      </wps:nvSpPr>
-                      <wps:spPr>
-                        <a:xfrm>
-                          <a:off x="0" y="0"/>
-                          <a:ext cx="5486400" cy="720"/>
-                        </a:xfrm>
-                        <a:prstGeom prst="rect">
-                          <a:avLst/>
-                        </a:prstGeom>
-                        <a:solidFill>
-                          <a:srgbClr val="A0A0A0"/>
-                        </a:solidFill>
-                        <a:ln w="0">
-                          <a:noFill/>
-                        </a:ln>
-                      </wps:spPr>
-                      <wps:bodyPr/>
-                    </wps:wsp>
-                  </a:graphicData>
-                </a:graphic>
-                <wp14:sizeRelH relativeFrom="page">
-                  <wp14:pctWidth>100000</wp14:pctWidth>
-                </wp14:sizeRelH>
-              </wp:inline>
-            </w:drawing>
-          </mc:Choice>
-          <mc:Fallback>
-            <w:pict>
-              <v:rect id="shape_0" fillcolor="#a0a0a0" stroked="f" o:allowincell="f" style="position:absolute;margin-left:0pt;margin-top:-14.1pt;width:431.95pt;height:0pt;mso-wrap-style:none;v-text-anchor:middle;mso-position-horizontal:center;mso-position-vertical:top">
-                <v:fill o:detectmouseclick="t" type="solid" color2="#5f5f5f"/>
-                <v:stroke color="#3465a4" joinstyle="round" endcap="flat"/>
-                <w10:wrap type="topAndBottom"/>
-              </v:rect>
-            </w:pict>
-          </mc:Fallback>
-        </mc:AlternateContent>
-      </w:r>
     </w:p>
     <w:p>
       <w:pPr>
@@ -1049,7 +1000,7 @@
       <w:pPr>
         <w:pStyle w:val="NoSpacing"/>
         <w:rPr>
-          <w:rFonts w:ascii="Times New Roman" w:hAnsi="Times New Roman" w:cs="Times New Roman" w:asciiTheme="majorBidi" w:cstheme="majorBidi" w:hAnsiTheme="majorBidi"/>
+          <w:rFonts w:cs="" w:asciiTheme="majorBidi" w:cstheme="majorBidi" w:hAnsiTheme="majorBidi"/>
           <w:sz w:val="24"/>
           <w:szCs w:val="24"/>
         </w:rPr>
@@ -1063,14 +1014,14 @@
       <w:pPr>
         <w:pStyle w:val="NoSpacing"/>
         <w:rPr>
-          <w:rFonts w:ascii="Times New Roman" w:hAnsi="Times New Roman" w:cs="Times New Roman" w:asciiTheme="majorBidi" w:cstheme="majorBidi" w:hAnsiTheme="majorBidi"/>
+          <w:rFonts w:cs="" w:asciiTheme="majorBidi" w:cstheme="majorBidi" w:hAnsiTheme="majorBidi"/>
           <w:sz w:val="24"/>
           <w:szCs w:val="24"/>
         </w:rPr>
       </w:pPr>
       <w:r>
         <w:rPr>
-          <w:rFonts w:cs="Times New Roman" w:ascii="Times New Roman" w:hAnsi="Times New Roman" w:asciiTheme="majorBidi" w:cstheme="majorBidi" w:hAnsiTheme="majorBidi"/>
+          <w:rFonts w:cs="" w:asciiTheme="majorBidi" w:cstheme="majorBidi" w:hAnsiTheme="majorBidi"/>
           <w:b/>
           <w:bCs/>
           <w:sz w:val="24"/>
@@ -1080,7 +1031,7 @@
       </w:r>
       <w:r>
         <w:rPr>
-          <w:rFonts w:cs="Times New Roman" w:ascii="Times New Roman" w:hAnsi="Times New Roman" w:asciiTheme="majorBidi" w:cstheme="majorBidi" w:hAnsiTheme="majorBidi"/>
+          <w:rFonts w:cs="" w:asciiTheme="majorBidi" w:cstheme="majorBidi" w:hAnsiTheme="majorBidi"/>
           <w:sz w:val="24"/>
           <w:szCs w:val="24"/>
         </w:rPr>
@@ -1091,14 +1042,14 @@
       <w:pPr>
         <w:pStyle w:val="NoSpacing"/>
         <w:rPr>
-          <w:rFonts w:ascii="Times New Roman" w:hAnsi="Times New Roman" w:cs="Times New Roman" w:asciiTheme="majorBidi" w:cstheme="majorBidi" w:hAnsiTheme="majorBidi"/>
+          <w:rFonts w:cs="" w:asciiTheme="majorBidi" w:cstheme="majorBidi" w:hAnsiTheme="majorBidi"/>
           <w:sz w:val="24"/>
           <w:szCs w:val="24"/>
         </w:rPr>
       </w:pPr>
       <w:r>
         <w:rPr>
-          <w:rFonts w:cs="Times New Roman" w:ascii="Times New Roman" w:hAnsi="Times New Roman" w:asciiTheme="majorBidi" w:cstheme="majorBidi" w:hAnsiTheme="majorBidi"/>
+          <w:rFonts w:cs="" w:asciiTheme="majorBidi" w:cstheme="majorBidi" w:hAnsiTheme="majorBidi"/>
           <w:b/>
           <w:bCs/>
           <w:sz w:val="24"/>
@@ -1108,7 +1059,7 @@
       </w:r>
       <w:r>
         <w:rPr>
-          <w:rFonts w:cs="Times New Roman" w:ascii="Times New Roman" w:hAnsi="Times New Roman" w:asciiTheme="majorBidi" w:cstheme="majorBidi" w:hAnsiTheme="majorBidi"/>
+          <w:rFonts w:cs="" w:asciiTheme="majorBidi" w:cstheme="majorBidi" w:hAnsiTheme="majorBidi"/>
           <w:sz w:val="24"/>
           <w:szCs w:val="24"/>
         </w:rPr>
@@ -1119,14 +1070,14 @@
       <w:pPr>
         <w:pStyle w:val="NoSpacing"/>
         <w:rPr>
-          <w:rFonts w:ascii="Times New Roman" w:hAnsi="Times New Roman" w:cs="Times New Roman" w:asciiTheme="majorBidi" w:cstheme="majorBidi" w:hAnsiTheme="majorBidi"/>
+          <w:rFonts w:cs="" w:asciiTheme="majorBidi" w:cstheme="majorBidi" w:hAnsiTheme="majorBidi"/>
           <w:sz w:val="24"/>
           <w:szCs w:val="24"/>
         </w:rPr>
       </w:pPr>
       <w:r>
         <w:rPr>
-          <w:rFonts w:cs="Times New Roman" w:ascii="Times New Roman" w:hAnsi="Times New Roman" w:asciiTheme="majorBidi" w:cstheme="majorBidi" w:hAnsiTheme="majorBidi"/>
+          <w:rFonts w:cs="" w:asciiTheme="majorBidi" w:cstheme="majorBidi" w:hAnsiTheme="majorBidi"/>
           <w:b/>
           <w:bCs/>
           <w:sz w:val="24"/>
@@ -1136,7 +1087,7 @@
       </w:r>
       <w:r>
         <w:rPr>
-          <w:rFonts w:cs="Times New Roman" w:ascii="Times New Roman" w:hAnsi="Times New Roman" w:asciiTheme="majorBidi" w:cstheme="majorBidi" w:hAnsiTheme="majorBidi"/>
+          <w:rFonts w:cs="" w:asciiTheme="majorBidi" w:cstheme="majorBidi" w:hAnsiTheme="majorBidi"/>
           <w:sz w:val="24"/>
           <w:szCs w:val="24"/>
         </w:rPr>
@@ -1147,14 +1098,14 @@
       <w:pPr>
         <w:pStyle w:val="NoSpacing"/>
         <w:rPr>
-          <w:rFonts w:ascii="Times New Roman" w:hAnsi="Times New Roman" w:cs="Times New Roman" w:asciiTheme="majorBidi" w:cstheme="majorBidi" w:hAnsiTheme="majorBidi"/>
+          <w:rFonts w:cs="" w:asciiTheme="majorBidi" w:cstheme="majorBidi" w:hAnsiTheme="majorBidi"/>
           <w:sz w:val="24"/>
           <w:szCs w:val="24"/>
         </w:rPr>
       </w:pPr>
       <w:r>
         <w:rPr>
-          <w:rFonts w:cs="Times New Roman" w:ascii="Times New Roman" w:hAnsi="Times New Roman" w:asciiTheme="majorBidi" w:cstheme="majorBidi" w:hAnsiTheme="majorBidi"/>
+          <w:rFonts w:cs="" w:asciiTheme="majorBidi" w:cstheme="majorBidi" w:hAnsiTheme="majorBidi"/>
           <w:b/>
           <w:bCs/>
           <w:sz w:val="24"/>
@@ -1164,7 +1115,7 @@
       </w:r>
       <w:r>
         <w:rPr>
-          <w:rFonts w:cs="Times New Roman" w:ascii="Times New Roman" w:hAnsi="Times New Roman" w:asciiTheme="majorBidi" w:cstheme="majorBidi" w:hAnsiTheme="majorBidi"/>
+          <w:rFonts w:cs="" w:asciiTheme="majorBidi" w:cstheme="majorBidi" w:hAnsiTheme="majorBidi"/>
           <w:sz w:val="24"/>
           <w:szCs w:val="24"/>
         </w:rPr>
@@ -1175,7 +1126,7 @@
       <w:pPr>
         <w:pStyle w:val="Normal"/>
         <w:rPr>
-          <w:rFonts w:ascii="Calibri" w:hAnsi="Calibri" w:eastAsia="ＭＳ ゴシック" w:cs="Times New Roman" w:asciiTheme="majorHAnsi" w:cstheme="majorBidi" w:eastAsiaTheme="majorEastAsia" w:hAnsiTheme="majorHAnsi"/>
+          <w:rFonts w:ascii="Calibri" w:hAnsi="Calibri" w:eastAsia="" w:cs="" w:asciiTheme="majorHAnsi" w:cstheme="majorBidi" w:eastAsiaTheme="majorEastAsia" w:hAnsiTheme="majorHAnsi"/>
           <w:b/>
           <w:bCs/>
           <w:color w:themeColor="accent1" w:themeShade="bf" w:val="365F91"/>
@@ -1185,7 +1136,7 @@
       </w:pPr>
       <w:r>
         <w:rPr>
-          <w:rFonts w:eastAsia="ＭＳ ゴシック" w:cs="Times New Roman" w:cstheme="majorBidi" w:eastAsiaTheme="majorEastAsia" w:ascii="Calibri" w:hAnsi="Calibri"/>
+          <w:rFonts w:eastAsia="" w:cs="" w:cstheme="majorBidi" w:eastAsiaTheme="majorEastAsia" w:ascii="Calibri" w:hAnsi="Calibri"/>
           <w:b/>
           <w:bCs/>
           <w:color w:themeColor="accent1" w:themeShade="bf" w:val="365F91"/>
@@ -1448,7 +1399,7 @@
       <w:pPr>
         <w:pStyle w:val="Normal"/>
         <w:rPr>
-          <w:rFonts w:ascii="Calibri" w:hAnsi="Calibri" w:eastAsia="ＭＳ ゴシック" w:cs="Times New Roman" w:asciiTheme="majorHAnsi" w:cstheme="majorBidi" w:eastAsiaTheme="majorEastAsia" w:hAnsiTheme="majorHAnsi"/>
+          <w:rFonts w:ascii="Calibri" w:hAnsi="Calibri" w:eastAsia="" w:cs="" w:asciiTheme="majorHAnsi" w:cstheme="majorBidi" w:eastAsiaTheme="majorEastAsia" w:hAnsiTheme="majorHAnsi"/>
           <w:b/>
           <w:bCs/>
           <w:color w:themeColor="accent1" w:themeShade="bf" w:val="365F91"/>
@@ -1458,7 +1409,7 @@
       </w:pPr>
       <w:r>
         <w:rPr>
-          <w:rFonts w:eastAsia="ＭＳ ゴシック" w:cs="Times New Roman" w:cstheme="majorBidi" w:eastAsiaTheme="majorEastAsia" w:ascii="Calibri" w:hAnsi="Calibri"/>
+          <w:rFonts w:eastAsia="" w:cs="" w:cstheme="majorBidi" w:eastAsiaTheme="majorEastAsia" w:ascii="Calibri" w:hAnsi="Calibri"/>
           <w:b/>
           <w:bCs/>
           <w:color w:themeColor="accent1" w:themeShade="bf" w:val="365F91"/>
@@ -1492,6 +1443,16 @@
         <w:rPr/>
         <w:t>To our beloved parents, whose prayers, sacrifices, and endless encouragement made this journey possible, and to our teachers, whose guidance and patience shaped the way we think and work. This project is dedicated to you, with gratitude and love.</w:t>
       </w:r>
+    </w:p>
+    <w:p>
+      <w:pPr>
+        <w:pStyle w:val="Heading1"/>
+        <w:spacing w:before="0" w:after="0"/>
+        <w:rPr/>
+      </w:pPr>
+      <w:r>
+        <w:rPr/>
+      </w:r>
       <w:r>
         <w:br w:type="page"/>
       </w:r>
@@ -1557,6 +1518,16 @@
       <w:r>
         <w:rPr/>
         <w:t>Finally, we thank our families and friends for their unconditional love, patience, and support throughout this journey. Their belief in us was a constant source of motivation.</w:t>
+      </w:r>
+    </w:p>
+    <w:p>
+      <w:pPr>
+        <w:pStyle w:val="Heading1"/>
+        <w:spacing w:before="0" w:after="0"/>
+        <w:rPr/>
+      </w:pPr>
+      <w:r>
+        <w:rPr/>
       </w:r>
       <w:r>
         <w:br w:type="page"/>
@@ -1654,6 +1625,7 @@
         </w:tabs>
         <w:ind w:start="1080" w:hanging="360"/>
       </w:pPr>
+      <w:rPr/>
     </w:lvl>
     <w:lvl w:ilvl="2">
       <w:start w:val="1"/>
@@ -1666,6 +1638,7 @@
         </w:tabs>
         <w:ind w:start="1440" w:hanging="360"/>
       </w:pPr>
+      <w:rPr/>
     </w:lvl>
     <w:lvl w:ilvl="3">
       <w:start w:val="1"/>
@@ -1678,6 +1651,7 @@
         </w:tabs>
         <w:ind w:start="1800" w:hanging="360"/>
       </w:pPr>
+      <w:rPr/>
     </w:lvl>
     <w:lvl w:ilvl="4">
       <w:start w:val="1"/>
@@ -1690,6 +1664,7 @@
         </w:tabs>
         <w:ind w:start="2160" w:hanging="360"/>
       </w:pPr>
+      <w:rPr/>
     </w:lvl>
     <w:lvl w:ilvl="5">
       <w:start w:val="1"/>
@@ -1702,6 +1677,7 @@
         </w:tabs>
         <w:ind w:start="2520" w:hanging="360"/>
       </w:pPr>
+      <w:rPr/>
     </w:lvl>
     <w:lvl w:ilvl="6">
       <w:start w:val="1"/>
@@ -1714,6 +1690,7 @@
         </w:tabs>
         <w:ind w:start="2880" w:hanging="360"/>
       </w:pPr>
+      <w:rPr/>
     </w:lvl>
     <w:lvl w:ilvl="7">
       <w:start w:val="1"/>
@@ -1726,6 +1703,7 @@
         </w:tabs>
         <w:ind w:start="3240" w:hanging="360"/>
       </w:pPr>
+      <w:rPr/>
     </w:lvl>
     <w:lvl w:ilvl="8">
       <w:start w:val="1"/>
@@ -1738,6 +1716,7 @@
         </w:tabs>
         <w:ind w:start="3600" w:hanging="360"/>
       </w:pPr>
+      <w:rPr/>
     </w:lvl>
   </w:abstractNum>
   <w:abstractNum w:abstractNumId="2">
@@ -1767,6 +1746,7 @@
         </w:tabs>
         <w:ind w:start="1080" w:hanging="360"/>
       </w:pPr>
+      <w:rPr/>
     </w:lvl>
     <w:lvl w:ilvl="2">
       <w:start w:val="1"/>
@@ -1779,6 +1759,7 @@
         </w:tabs>
         <w:ind w:start="1440" w:hanging="360"/>
       </w:pPr>
+      <w:rPr/>
     </w:lvl>
     <w:lvl w:ilvl="3">
       <w:start w:val="1"/>
@@ -1791,6 +1772,7 @@
         </w:tabs>
         <w:ind w:start="1800" w:hanging="360"/>
       </w:pPr>
+      <w:rPr/>
     </w:lvl>
     <w:lvl w:ilvl="4">
       <w:start w:val="1"/>
@@ -1803,6 +1785,7 @@
         </w:tabs>
         <w:ind w:start="2160" w:hanging="360"/>
       </w:pPr>
+      <w:rPr/>
     </w:lvl>
     <w:lvl w:ilvl="5">
       <w:start w:val="1"/>
@@ -1815,6 +1798,7 @@
         </w:tabs>
         <w:ind w:start="2520" w:hanging="360"/>
       </w:pPr>
+      <w:rPr/>
     </w:lvl>
     <w:lvl w:ilvl="6">
       <w:start w:val="1"/>
@@ -1827,6 +1811,7 @@
         </w:tabs>
         <w:ind w:start="2880" w:hanging="360"/>
       </w:pPr>
+      <w:rPr/>
     </w:lvl>
     <w:lvl w:ilvl="7">
       <w:start w:val="1"/>
@@ -1839,6 +1824,7 @@
         </w:tabs>
         <w:ind w:start="3240" w:hanging="360"/>
       </w:pPr>
+      <w:rPr/>
     </w:lvl>
     <w:lvl w:ilvl="8">
       <w:start w:val="1"/>
@@ -1851,6 +1837,7 @@
         </w:tabs>
         <w:ind w:start="3600" w:hanging="360"/>
       </w:pPr>
+      <w:rPr/>
     </w:lvl>
   </w:abstractNum>
   <w:abstractNum w:abstractNumId="3">
@@ -1880,6 +1867,7 @@
         </w:tabs>
         <w:ind w:start="1080" w:hanging="360"/>
       </w:pPr>
+      <w:rPr/>
     </w:lvl>
     <w:lvl w:ilvl="2">
       <w:start w:val="1"/>
@@ -1892,6 +1880,7 @@
         </w:tabs>
         <w:ind w:start="1440" w:hanging="360"/>
       </w:pPr>
+      <w:rPr/>
     </w:lvl>
     <w:lvl w:ilvl="3">
       <w:start w:val="1"/>
@@ -1904,6 +1893,7 @@
         </w:tabs>
         <w:ind w:start="1800" w:hanging="360"/>
       </w:pPr>
+      <w:rPr/>
     </w:lvl>
     <w:lvl w:ilvl="4">
       <w:start w:val="1"/>
@@ -1916,6 +1906,7 @@
         </w:tabs>
         <w:ind w:start="2160" w:hanging="360"/>
       </w:pPr>
+      <w:rPr/>
     </w:lvl>
     <w:lvl w:ilvl="5">
       <w:start w:val="1"/>
@@ -1928,6 +1919,7 @@
         </w:tabs>
         <w:ind w:start="2520" w:hanging="360"/>
       </w:pPr>
+      <w:rPr/>
     </w:lvl>
     <w:lvl w:ilvl="6">
       <w:start w:val="1"/>
@@ -1940,6 +1932,7 @@
         </w:tabs>
         <w:ind w:start="2880" w:hanging="360"/>
       </w:pPr>
+      <w:rPr/>
     </w:lvl>
     <w:lvl w:ilvl="7">
       <w:start w:val="1"/>
@@ -1952,6 +1945,7 @@
         </w:tabs>
         <w:ind w:start="3240" w:hanging="360"/>
       </w:pPr>
+      <w:rPr/>
     </w:lvl>
     <w:lvl w:ilvl="8">
       <w:start w:val="1"/>
@@ -1964,6 +1958,7 @@
         </w:tabs>
         <w:ind w:start="3600" w:hanging="360"/>
       </w:pPr>
+      <w:rPr/>
     </w:lvl>
   </w:abstractNum>
   <w:abstractNum w:abstractNumId="4">
@@ -1991,6 +1986,7 @@
         </w:tabs>
         <w:ind w:start="1080" w:hanging="360"/>
       </w:pPr>
+      <w:rPr/>
     </w:lvl>
     <w:lvl w:ilvl="2">
       <w:start w:val="1"/>
@@ -2003,6 +1999,7 @@
         </w:tabs>
         <w:ind w:start="1440" w:hanging="360"/>
       </w:pPr>
+      <w:rPr/>
     </w:lvl>
     <w:lvl w:ilvl="3">
       <w:start w:val="1"/>
@@ -2015,6 +2012,7 @@
         </w:tabs>
         <w:ind w:start="1800" w:hanging="360"/>
       </w:pPr>
+      <w:rPr/>
     </w:lvl>
     <w:lvl w:ilvl="4">
       <w:start w:val="1"/>
@@ -2027,6 +2025,7 @@
         </w:tabs>
         <w:ind w:start="2160" w:hanging="360"/>
       </w:pPr>
+      <w:rPr/>
     </w:lvl>
     <w:lvl w:ilvl="5">
       <w:start w:val="1"/>
@@ -2039,6 +2038,7 @@
         </w:tabs>
         <w:ind w:start="2520" w:hanging="360"/>
       </w:pPr>
+      <w:rPr/>
     </w:lvl>
     <w:lvl w:ilvl="6">
       <w:start w:val="1"/>
@@ -2051,6 +2051,7 @@
         </w:tabs>
         <w:ind w:start="2880" w:hanging="360"/>
       </w:pPr>
+      <w:rPr/>
     </w:lvl>
     <w:lvl w:ilvl="7">
       <w:start w:val="1"/>
@@ -2063,6 +2064,7 @@
         </w:tabs>
         <w:ind w:start="3240" w:hanging="360"/>
       </w:pPr>
+      <w:rPr/>
     </w:lvl>
     <w:lvl w:ilvl="8">
       <w:start w:val="1"/>
@@ -2075,6 +2077,7 @@
         </w:tabs>
         <w:ind w:start="3600" w:hanging="360"/>
       </w:pPr>
+      <w:rPr/>
     </w:lvl>
   </w:abstractNum>
   <w:abstractNum w:abstractNumId="5">
@@ -2102,6 +2105,7 @@
         </w:tabs>
         <w:ind w:start="1080" w:hanging="360"/>
       </w:pPr>
+      <w:rPr/>
     </w:lvl>
     <w:lvl w:ilvl="2">
       <w:start w:val="1"/>
@@ -2114,6 +2118,7 @@
         </w:tabs>
         <w:ind w:start="1440" w:hanging="360"/>
       </w:pPr>
+      <w:rPr/>
     </w:lvl>
     <w:lvl w:ilvl="3">
       <w:start w:val="1"/>
@@ -2126,6 +2131,7 @@
         </w:tabs>
         <w:ind w:start="1800" w:hanging="360"/>
       </w:pPr>
+      <w:rPr/>
     </w:lvl>
     <w:lvl w:ilvl="4">
       <w:start w:val="1"/>
@@ -2138,6 +2144,7 @@
         </w:tabs>
         <w:ind w:start="2160" w:hanging="360"/>
       </w:pPr>
+      <w:rPr/>
     </w:lvl>
     <w:lvl w:ilvl="5">
       <w:start w:val="1"/>
@@ -2150,6 +2157,7 @@
         </w:tabs>
         <w:ind w:start="2520" w:hanging="360"/>
       </w:pPr>
+      <w:rPr/>
     </w:lvl>
     <w:lvl w:ilvl="6">
       <w:start w:val="1"/>
@@ -2162,6 +2170,7 @@
         </w:tabs>
         <w:ind w:start="2880" w:hanging="360"/>
       </w:pPr>
+      <w:rPr/>
     </w:lvl>
     <w:lvl w:ilvl="7">
       <w:start w:val="1"/>
@@ -2174,6 +2183,7 @@
         </w:tabs>
         <w:ind w:start="3240" w:hanging="360"/>
       </w:pPr>
+      <w:rPr/>
     </w:lvl>
     <w:lvl w:ilvl="8">
       <w:start w:val="1"/>
@@ -2186,6 +2196,7 @@
         </w:tabs>
         <w:ind w:start="3600" w:hanging="360"/>
       </w:pPr>
+      <w:rPr/>
     </w:lvl>
   </w:abstractNum>
   <w:abstractNum w:abstractNumId="6">
@@ -2213,6 +2224,7 @@
         </w:tabs>
         <w:ind w:start="1080" w:hanging="360"/>
       </w:pPr>
+      <w:rPr/>
     </w:lvl>
     <w:lvl w:ilvl="2">
       <w:start w:val="1"/>
@@ -2225,6 +2237,7 @@
         </w:tabs>
         <w:ind w:start="1440" w:hanging="360"/>
       </w:pPr>
+      <w:rPr/>
     </w:lvl>
     <w:lvl w:ilvl="3">
       <w:start w:val="1"/>
@@ -2237,6 +2250,7 @@
         </w:tabs>
         <w:ind w:start="1800" w:hanging="360"/>
       </w:pPr>
+      <w:rPr/>
     </w:lvl>
     <w:lvl w:ilvl="4">
       <w:start w:val="1"/>
@@ -2249,6 +2263,7 @@
         </w:tabs>
         <w:ind w:start="2160" w:hanging="360"/>
       </w:pPr>
+      <w:rPr/>
     </w:lvl>
     <w:lvl w:ilvl="5">
       <w:start w:val="1"/>
@@ -2261,6 +2276,7 @@
         </w:tabs>
         <w:ind w:start="2520" w:hanging="360"/>
       </w:pPr>
+      <w:rPr/>
     </w:lvl>
     <w:lvl w:ilvl="6">
       <w:start w:val="1"/>
@@ -2273,6 +2289,7 @@
         </w:tabs>
         <w:ind w:start="2880" w:hanging="360"/>
       </w:pPr>
+      <w:rPr/>
     </w:lvl>
     <w:lvl w:ilvl="7">
       <w:start w:val="1"/>
@@ -2285,6 +2302,7 @@
         </w:tabs>
         <w:ind w:start="3240" w:hanging="360"/>
       </w:pPr>
+      <w:rPr/>
     </w:lvl>
     <w:lvl w:ilvl="8">
       <w:start w:val="1"/>
@@ -2297,6 +2315,7 @@
         </w:tabs>
         <w:ind w:start="3600" w:hanging="360"/>
       </w:pPr>
+      <w:rPr/>
     </w:lvl>
   </w:abstractNum>
   <w:abstractNum w:abstractNumId="7">
@@ -2745,7 +2764,7 @@
   <w:docDefaults>
     <w:rPrDefault>
       <w:rPr>
-        <w:rFonts w:ascii="Cambria" w:hAnsi="Cambria" w:eastAsia="ＭＳ 明朝" w:cs="Arial" w:asciiTheme="minorHAnsi" w:cstheme="minorBidi" w:eastAsiaTheme="minorEastAsia" w:hAnsiTheme="minorHAnsi"/>
+        <w:rFonts w:ascii="Cambria" w:hAnsi="Cambria" w:eastAsia="" w:cs="" w:asciiTheme="minorHAnsi" w:cstheme="minorBidi" w:eastAsiaTheme="minorEastAsia" w:hAnsiTheme="minorHAnsi"/>
         <w:sz w:val="22"/>
         <w:szCs w:val="22"/>
         <w:lang w:val="en-US" w:eastAsia="en-US" w:bidi="ar-SA"/>
@@ -3131,12 +3150,13 @@
     <w:rsid w:val="00fc693f"/>
     <w:pPr>
       <w:widowControl/>
+      <w:suppressAutoHyphens w:val="true"/>
       <w:bidi w:val="0"/>
       <w:spacing w:lineRule="auto" w:line="276" w:before="0" w:after="200"/>
       <w:jc w:val="start"/>
     </w:pPr>
     <w:rPr>
-      <w:rFonts w:ascii="Times New Roman" w:hAnsi="Times New Roman" w:eastAsia="Times New Roman" w:cs="Arial" w:cstheme="minorBidi"/>
+      <w:rFonts w:ascii="Times New Roman" w:hAnsi="Times New Roman" w:eastAsia="Times New Roman" w:cs="" w:cstheme="minorBidi"/>
       <w:color w:val="auto"/>
       <w:kern w:val="0"/>
       <w:sz w:val="24"/>
@@ -3159,7 +3179,7 @@
       <w:outlineLvl w:val="0"/>
     </w:pPr>
     <w:rPr>
-      <w:rFonts w:ascii="Calibri" w:hAnsi="Calibri" w:eastAsia="ＭＳ ゴシック" w:cs="Times New Roman" w:asciiTheme="majorHAnsi" w:cstheme="majorBidi" w:eastAsiaTheme="majorEastAsia" w:hAnsiTheme="majorHAnsi"/>
+      <w:rFonts w:ascii="Calibri" w:hAnsi="Calibri" w:eastAsia="" w:cs="" w:asciiTheme="majorHAnsi" w:cstheme="majorBidi" w:eastAsiaTheme="majorEastAsia" w:hAnsiTheme="majorHAnsi"/>
       <w:b/>
       <w:bCs/>
       <w:color w:themeColor="accent1" w:themeShade="bf" w:val="365F91"/>
@@ -3183,7 +3203,7 @@
       <w:outlineLvl w:val="1"/>
     </w:pPr>
     <w:rPr>
-      <w:rFonts w:ascii="Calibri" w:hAnsi="Calibri" w:eastAsia="ＭＳ ゴシック" w:cs="Times New Roman" w:asciiTheme="majorHAnsi" w:cstheme="majorBidi" w:eastAsiaTheme="majorEastAsia" w:hAnsiTheme="majorHAnsi"/>
+      <w:rFonts w:ascii="Calibri" w:hAnsi="Calibri" w:eastAsia="" w:cs="" w:asciiTheme="majorHAnsi" w:cstheme="majorBidi" w:eastAsiaTheme="majorEastAsia" w:hAnsiTheme="majorHAnsi"/>
       <w:b/>
       <w:bCs/>
       <w:color w:themeColor="accent1" w:val="4F81BD"/>
@@ -3207,7 +3227,7 @@
       <w:outlineLvl w:val="2"/>
     </w:pPr>
     <w:rPr>
-      <w:rFonts w:ascii="Calibri" w:hAnsi="Calibri" w:eastAsia="ＭＳ ゴシック" w:cs="Times New Roman" w:asciiTheme="majorHAnsi" w:cstheme="majorBidi" w:eastAsiaTheme="majorEastAsia" w:hAnsiTheme="majorHAnsi"/>
+      <w:rFonts w:ascii="Calibri" w:hAnsi="Calibri" w:eastAsia="" w:cs="" w:asciiTheme="majorHAnsi" w:cstheme="majorBidi" w:eastAsiaTheme="majorEastAsia" w:hAnsiTheme="majorHAnsi"/>
       <w:b/>
       <w:bCs/>
       <w:color w:themeColor="accent1" w:val="4F81BD"/>
@@ -3230,7 +3250,7 @@
       <w:outlineLvl w:val="3"/>
     </w:pPr>
     <w:rPr>
-      <w:rFonts w:ascii="Calibri" w:hAnsi="Calibri" w:eastAsia="ＭＳ ゴシック" w:cs="Times New Roman" w:asciiTheme="majorHAnsi" w:cstheme="majorBidi" w:eastAsiaTheme="majorEastAsia" w:hAnsiTheme="majorHAnsi"/>
+      <w:rFonts w:ascii="Calibri" w:hAnsi="Calibri" w:eastAsia="" w:cs="" w:asciiTheme="majorHAnsi" w:cstheme="majorBidi" w:eastAsiaTheme="majorEastAsia" w:hAnsiTheme="majorHAnsi"/>
       <w:b/>
       <w:bCs/>
       <w:i/>
@@ -3255,7 +3275,7 @@
       <w:outlineLvl w:val="4"/>
     </w:pPr>
     <w:rPr>
-      <w:rFonts w:ascii="Calibri" w:hAnsi="Calibri" w:eastAsia="ＭＳ ゴシック" w:cs="Times New Roman" w:asciiTheme="majorHAnsi" w:cstheme="majorBidi" w:eastAsiaTheme="majorEastAsia" w:hAnsiTheme="majorHAnsi"/>
+      <w:rFonts w:ascii="Calibri" w:hAnsi="Calibri" w:eastAsia="" w:cs="" w:asciiTheme="majorHAnsi" w:cstheme="majorBidi" w:eastAsiaTheme="majorEastAsia" w:hAnsiTheme="majorHAnsi"/>
       <w:color w:themeColor="accent1" w:themeShade="7f" w:val="243F60"/>
     </w:rPr>
   </w:style>
@@ -3276,7 +3296,7 @@
       <w:outlineLvl w:val="5"/>
     </w:pPr>
     <w:rPr>
-      <w:rFonts w:ascii="Calibri" w:hAnsi="Calibri" w:eastAsia="ＭＳ ゴシック" w:cs="Times New Roman" w:asciiTheme="majorHAnsi" w:cstheme="majorBidi" w:eastAsiaTheme="majorEastAsia" w:hAnsiTheme="majorHAnsi"/>
+      <w:rFonts w:ascii="Calibri" w:hAnsi="Calibri" w:eastAsia="" w:cs="" w:asciiTheme="majorHAnsi" w:cstheme="majorBidi" w:eastAsiaTheme="majorEastAsia" w:hAnsiTheme="majorHAnsi"/>
       <w:i/>
       <w:iCs/>
       <w:color w:themeColor="accent1" w:themeShade="7f" w:val="243F60"/>
@@ -3299,7 +3319,7 @@
       <w:outlineLvl w:val="6"/>
     </w:pPr>
     <w:rPr>
-      <w:rFonts w:ascii="Calibri" w:hAnsi="Calibri" w:eastAsia="ＭＳ ゴシック" w:cs="Times New Roman" w:asciiTheme="majorHAnsi" w:cstheme="majorBidi" w:eastAsiaTheme="majorEastAsia" w:hAnsiTheme="majorHAnsi"/>
+      <w:rFonts w:ascii="Calibri" w:hAnsi="Calibri" w:eastAsia="" w:cs="" w:asciiTheme="majorHAnsi" w:cstheme="majorBidi" w:eastAsiaTheme="majorEastAsia" w:hAnsiTheme="majorHAnsi"/>
       <w:i/>
       <w:iCs/>
       <w:color w:themeColor="text1" w:themeTint="bf" w:val="404040"/>
@@ -3322,7 +3342,7 @@
       <w:outlineLvl w:val="7"/>
     </w:pPr>
     <w:rPr>
-      <w:rFonts w:ascii="Calibri" w:hAnsi="Calibri" w:eastAsia="ＭＳ ゴシック" w:cs="Times New Roman" w:asciiTheme="majorHAnsi" w:cstheme="majorBidi" w:eastAsiaTheme="majorEastAsia" w:hAnsiTheme="majorHAnsi"/>
+      <w:rFonts w:ascii="Calibri" w:hAnsi="Calibri" w:eastAsia="" w:cs="" w:asciiTheme="majorHAnsi" w:cstheme="majorBidi" w:eastAsiaTheme="majorEastAsia" w:hAnsiTheme="majorHAnsi"/>
       <w:color w:themeColor="accent1" w:val="4F81BD"/>
       <w:sz w:val="20"/>
       <w:szCs w:val="20"/>
@@ -3345,7 +3365,7 @@
       <w:outlineLvl w:val="8"/>
     </w:pPr>
     <w:rPr>
-      <w:rFonts w:ascii="Calibri" w:hAnsi="Calibri" w:eastAsia="ＭＳ ゴシック" w:cs="Times New Roman" w:asciiTheme="majorHAnsi" w:cstheme="majorBidi" w:eastAsiaTheme="majorEastAsia" w:hAnsiTheme="majorHAnsi"/>
+      <w:rFonts w:ascii="Calibri" w:hAnsi="Calibri" w:eastAsia="" w:cs="" w:asciiTheme="majorHAnsi" w:cstheme="majorBidi" w:eastAsiaTheme="majorEastAsia" w:hAnsiTheme="majorHAnsi"/>
       <w:i/>
       <w:iCs/>
       <w:color w:themeColor="text1" w:themeTint="bf" w:val="404040"/>
@@ -3387,7 +3407,7 @@
     <w:qFormat/>
     <w:rsid w:val="00fc693f"/>
     <w:rPr>
-      <w:rFonts w:ascii="Calibri" w:hAnsi="Calibri" w:eastAsia="ＭＳ ゴシック" w:cs="Times New Roman" w:asciiTheme="majorHAnsi" w:cstheme="majorBidi" w:eastAsiaTheme="majorEastAsia" w:hAnsiTheme="majorHAnsi"/>
+      <w:rFonts w:ascii="Calibri" w:hAnsi="Calibri" w:eastAsia="" w:cs="" w:asciiTheme="majorHAnsi" w:cstheme="majorBidi" w:eastAsiaTheme="majorEastAsia" w:hAnsiTheme="majorHAnsi"/>
       <w:b/>
       <w:bCs/>
       <w:color w:themeColor="accent1" w:themeShade="bf" w:val="365F91"/>
@@ -3403,7 +3423,7 @@
     <w:qFormat/>
     <w:rsid w:val="00fc693f"/>
     <w:rPr>
-      <w:rFonts w:ascii="Calibri" w:hAnsi="Calibri" w:eastAsia="ＭＳ ゴシック" w:cs="Times New Roman" w:asciiTheme="majorHAnsi" w:cstheme="majorBidi" w:eastAsiaTheme="majorEastAsia" w:hAnsiTheme="majorHAnsi"/>
+      <w:rFonts w:ascii="Calibri" w:hAnsi="Calibri" w:eastAsia="" w:cs="" w:asciiTheme="majorHAnsi" w:cstheme="majorBidi" w:eastAsiaTheme="majorEastAsia" w:hAnsiTheme="majorHAnsi"/>
       <w:b/>
       <w:bCs/>
       <w:color w:themeColor="accent1" w:val="4F81BD"/>
@@ -3419,7 +3439,7 @@
     <w:qFormat/>
     <w:rsid w:val="00fc693f"/>
     <w:rPr>
-      <w:rFonts w:ascii="Calibri" w:hAnsi="Calibri" w:eastAsia="ＭＳ ゴシック" w:cs="Times New Roman" w:asciiTheme="majorHAnsi" w:cstheme="majorBidi" w:eastAsiaTheme="majorEastAsia" w:hAnsiTheme="majorHAnsi"/>
+      <w:rFonts w:ascii="Calibri" w:hAnsi="Calibri" w:eastAsia="" w:cs="" w:asciiTheme="majorHAnsi" w:cstheme="majorBidi" w:eastAsiaTheme="majorEastAsia" w:hAnsiTheme="majorHAnsi"/>
       <w:b/>
       <w:bCs/>
       <w:color w:themeColor="accent1" w:val="4F81BD"/>
@@ -3433,7 +3453,7 @@
     <w:qFormat/>
     <w:rsid w:val="00fc693f"/>
     <w:rPr>
-      <w:rFonts w:ascii="Calibri" w:hAnsi="Calibri" w:eastAsia="ＭＳ ゴシック" w:cs="Times New Roman" w:asciiTheme="majorHAnsi" w:cstheme="majorBidi" w:eastAsiaTheme="majorEastAsia" w:hAnsiTheme="majorHAnsi"/>
+      <w:rFonts w:ascii="Calibri" w:hAnsi="Calibri" w:eastAsia="" w:cs="" w:asciiTheme="majorHAnsi" w:cstheme="majorBidi" w:eastAsiaTheme="majorEastAsia" w:hAnsiTheme="majorHAnsi"/>
       <w:color w:themeColor="text2" w:themeShade="bf" w:val="17365D"/>
       <w:spacing w:val="5"/>
       <w:kern w:val="2"/>
@@ -3449,7 +3469,7 @@
     <w:qFormat/>
     <w:rsid w:val="00fc693f"/>
     <w:rPr>
-      <w:rFonts w:ascii="Calibri" w:hAnsi="Calibri" w:eastAsia="ＭＳ ゴシック" w:cs="Times New Roman" w:asciiTheme="majorHAnsi" w:cstheme="majorBidi" w:eastAsiaTheme="majorEastAsia" w:hAnsiTheme="majorHAnsi"/>
+      <w:rFonts w:ascii="Calibri" w:hAnsi="Calibri" w:eastAsia="" w:cs="" w:asciiTheme="majorHAnsi" w:cstheme="majorBidi" w:eastAsiaTheme="majorEastAsia" w:hAnsiTheme="majorHAnsi"/>
       <w:i/>
       <w:iCs/>
       <w:color w:themeColor="accent1" w:val="4F81BD"/>
@@ -3522,7 +3542,7 @@
     <w:qFormat/>
     <w:rsid w:val="00fc693f"/>
     <w:rPr>
-      <w:rFonts w:ascii="Calibri" w:hAnsi="Calibri" w:eastAsia="ＭＳ ゴシック" w:cs="Times New Roman" w:asciiTheme="majorHAnsi" w:cstheme="majorBidi" w:eastAsiaTheme="majorEastAsia" w:hAnsiTheme="majorHAnsi"/>
+      <w:rFonts w:ascii="Calibri" w:hAnsi="Calibri" w:eastAsia="" w:cs="" w:asciiTheme="majorHAnsi" w:cstheme="majorBidi" w:eastAsiaTheme="majorEastAsia" w:hAnsiTheme="majorHAnsi"/>
       <w:b/>
       <w:bCs/>
       <w:i/>
@@ -3539,7 +3559,7 @@
     <w:qFormat/>
     <w:rsid w:val="00fc693f"/>
     <w:rPr>
-      <w:rFonts w:ascii="Calibri" w:hAnsi="Calibri" w:eastAsia="ＭＳ ゴシック" w:cs="Times New Roman" w:asciiTheme="majorHAnsi" w:cstheme="majorBidi" w:eastAsiaTheme="majorEastAsia" w:hAnsiTheme="majorHAnsi"/>
+      <w:rFonts w:ascii="Calibri" w:hAnsi="Calibri" w:eastAsia="" w:cs="" w:asciiTheme="majorHAnsi" w:cstheme="majorBidi" w:eastAsiaTheme="majorEastAsia" w:hAnsiTheme="majorHAnsi"/>
       <w:color w:themeColor="accent1" w:themeShade="7f" w:val="243F60"/>
     </w:rPr>
   </w:style>
@@ -3552,7 +3572,7 @@
     <w:qFormat/>
     <w:rsid w:val="00fc693f"/>
     <w:rPr>
-      <w:rFonts w:ascii="Calibri" w:hAnsi="Calibri" w:eastAsia="ＭＳ ゴシック" w:cs="Times New Roman" w:asciiTheme="majorHAnsi" w:cstheme="majorBidi" w:eastAsiaTheme="majorEastAsia" w:hAnsiTheme="majorHAnsi"/>
+      <w:rFonts w:ascii="Calibri" w:hAnsi="Calibri" w:eastAsia="" w:cs="" w:asciiTheme="majorHAnsi" w:cstheme="majorBidi" w:eastAsiaTheme="majorEastAsia" w:hAnsiTheme="majorHAnsi"/>
       <w:i/>
       <w:iCs/>
       <w:color w:themeColor="accent1" w:themeShade="7f" w:val="243F60"/>
@@ -3567,7 +3587,7 @@
     <w:qFormat/>
     <w:rsid w:val="00fc693f"/>
     <w:rPr>
-      <w:rFonts w:ascii="Calibri" w:hAnsi="Calibri" w:eastAsia="ＭＳ ゴシック" w:cs="Times New Roman" w:asciiTheme="majorHAnsi" w:cstheme="majorBidi" w:eastAsiaTheme="majorEastAsia" w:hAnsiTheme="majorHAnsi"/>
+      <w:rFonts w:ascii="Calibri" w:hAnsi="Calibri" w:eastAsia="" w:cs="" w:asciiTheme="majorHAnsi" w:cstheme="majorBidi" w:eastAsiaTheme="majorEastAsia" w:hAnsiTheme="majorHAnsi"/>
       <w:i/>
       <w:iCs/>
       <w:color w:themeColor="text1" w:themeTint="bf" w:val="404040"/>
@@ -3582,7 +3602,7 @@
     <w:qFormat/>
     <w:rsid w:val="00fc693f"/>
     <w:rPr>
-      <w:rFonts w:ascii="Calibri" w:hAnsi="Calibri" w:eastAsia="ＭＳ ゴシック" w:cs="Times New Roman" w:asciiTheme="majorHAnsi" w:cstheme="majorBidi" w:eastAsiaTheme="majorEastAsia" w:hAnsiTheme="majorHAnsi"/>
+      <w:rFonts w:ascii="Calibri" w:hAnsi="Calibri" w:eastAsia="" w:cs="" w:asciiTheme="majorHAnsi" w:cstheme="majorBidi" w:eastAsiaTheme="majorEastAsia" w:hAnsiTheme="majorHAnsi"/>
       <w:color w:themeColor="accent1" w:val="4F81BD"/>
       <w:sz w:val="20"/>
       <w:szCs w:val="20"/>
@@ -3597,7 +3617,7 @@
     <w:qFormat/>
     <w:rsid w:val="00fc693f"/>
     <w:rPr>
-      <w:rFonts w:ascii="Calibri" w:hAnsi="Calibri" w:eastAsia="ＭＳ ゴシック" w:cs="Times New Roman" w:asciiTheme="majorHAnsi" w:cstheme="majorBidi" w:eastAsiaTheme="majorEastAsia" w:hAnsiTheme="majorHAnsi"/>
+      <w:rFonts w:ascii="Calibri" w:hAnsi="Calibri" w:eastAsia="" w:cs="" w:asciiTheme="majorHAnsi" w:cstheme="majorBidi" w:eastAsiaTheme="majorEastAsia" w:hAnsiTheme="majorHAnsi"/>
       <w:i/>
       <w:iCs/>
       <w:color w:themeColor="text1" w:themeTint="bf" w:val="404040"/>
@@ -3838,12 +3858,13 @@
     <w:rsid w:val="00fc693f"/>
     <w:pPr>
       <w:widowControl/>
+      <w:suppressAutoHyphens w:val="true"/>
       <w:bidi w:val="0"/>
       <w:spacing w:lineRule="auto" w:line="240" w:before="0" w:after="0"/>
       <w:jc w:val="start"/>
     </w:pPr>
     <w:rPr>
-      <w:rFonts w:ascii="Cambria" w:hAnsi="Cambria" w:eastAsia="ＭＳ 明朝" w:cs="Arial" w:asciiTheme="minorHAnsi" w:cstheme="minorBidi" w:eastAsiaTheme="minorEastAsia" w:hAnsiTheme="minorHAnsi"/>
+      <w:rFonts w:ascii="Cambria" w:hAnsi="Cambria" w:eastAsia="" w:cs="" w:asciiTheme="minorHAnsi" w:cstheme="minorBidi" w:eastAsiaTheme="minorEastAsia" w:hAnsiTheme="minorHAnsi"/>
       <w:color w:val="auto"/>
       <w:kern w:val="0"/>
       <w:sz w:val="22"/>
@@ -3867,7 +3888,7 @@
       <w:contextualSpacing/>
     </w:pPr>
     <w:rPr>
-      <w:rFonts w:ascii="Calibri" w:hAnsi="Calibri" w:eastAsia="ＭＳ ゴシック" w:cs="Times New Roman" w:asciiTheme="majorHAnsi" w:cstheme="majorBidi" w:eastAsiaTheme="majorEastAsia" w:hAnsiTheme="majorHAnsi"/>
+      <w:rFonts w:ascii="Calibri" w:hAnsi="Calibri" w:eastAsia="" w:cs="" w:asciiTheme="majorHAnsi" w:cstheme="majorBidi" w:eastAsiaTheme="majorEastAsia" w:hAnsiTheme="majorHAnsi"/>
       <w:color w:themeColor="text2" w:themeShade="bf" w:val="17365D"/>
       <w:spacing w:val="5"/>
       <w:kern w:val="2"/>
@@ -3885,7 +3906,7 @@
     <w:rsid w:val="00fc693f"/>
     <w:pPr/>
     <w:rPr>
-      <w:rFonts w:ascii="Calibri" w:hAnsi="Calibri" w:eastAsia="ＭＳ ゴシック" w:cs="Times New Roman" w:asciiTheme="majorHAnsi" w:cstheme="majorBidi" w:eastAsiaTheme="majorEastAsia" w:hAnsiTheme="majorHAnsi"/>
+      <w:rFonts w:ascii="Calibri" w:hAnsi="Calibri" w:eastAsia="" w:cs="" w:asciiTheme="majorHAnsi" w:cstheme="majorBidi" w:eastAsiaTheme="majorEastAsia" w:hAnsiTheme="majorHAnsi"/>
       <w:i/>
       <w:iCs/>
       <w:color w:themeColor="accent1" w:val="4F81BD"/>
@@ -4117,12 +4138,13 @@
         <w:tab w:val="left" w:pos="3456" w:leader="none"/>
         <w:tab w:val="left" w:pos="4032" w:leader="none"/>
       </w:tabs>
+      <w:suppressAutoHyphens w:val="true"/>
       <w:bidi w:val="0"/>
       <w:spacing w:lineRule="auto" w:line="276" w:before="0" w:after="200"/>
       <w:jc w:val="start"/>
     </w:pPr>
     <w:rPr>
-      <w:rFonts w:ascii="Courier" w:hAnsi="Courier" w:eastAsia="ＭＳ 明朝" w:cs="Arial" w:cstheme="minorBidi" w:eastAsiaTheme="minorEastAsia"/>
+      <w:rFonts w:ascii="Courier" w:hAnsi="Courier" w:eastAsia="" w:cs="" w:cstheme="minorBidi" w:eastAsiaTheme="minorEastAsia"/>
       <w:color w:val="auto"/>
       <w:kern w:val="0"/>
       <w:sz w:val="20"/>
@@ -7207,7 +7229,6 @@
       <w:pPr>
         <w:spacing w:before="0" w:after="0" w:line="240" w:lineRule="auto"/>
       </w:pPr>
-      <w:rPr/>
       <w:tblPr/>
       <w:tcPr>
         <w:tcBorders>
@@ -7347,7 +7368,6 @@
       <w:pPr>
         <w:spacing w:before="0" w:after="0" w:line="240" w:lineRule="auto"/>
       </w:pPr>
-      <w:rPr/>
       <w:tblPr/>
       <w:tcPr>
         <w:tcBorders>
@@ -7487,7 +7507,6 @@
       <w:pPr>
         <w:spacing w:before="0" w:after="0" w:line="240" w:lineRule="auto"/>
       </w:pPr>
-      <w:rPr/>
       <w:tblPr/>
       <w:tcPr>
         <w:tcBorders>
@@ -7627,7 +7646,6 @@
       <w:pPr>
         <w:spacing w:before="0" w:after="0" w:line="240" w:lineRule="auto"/>
       </w:pPr>
-      <w:rPr/>
       <w:tblPr/>
       <w:tcPr>
         <w:tcBorders>
@@ -7767,7 +7785,6 @@
       <w:pPr>
         <w:spacing w:before="0" w:after="0" w:line="240" w:lineRule="auto"/>
       </w:pPr>
-      <w:rPr/>
       <w:tblPr/>
       <w:tcPr>
         <w:tcBorders>
@@ -7907,7 +7924,6 @@
       <w:pPr>
         <w:spacing w:before="0" w:after="0" w:line="240" w:lineRule="auto"/>
       </w:pPr>
-      <w:rPr/>
       <w:tblPr/>
       <w:tcPr>
         <w:tcBorders>
@@ -8047,7 +8063,6 @@
       <w:pPr>
         <w:spacing w:before="0" w:after="0" w:line="240" w:lineRule="auto"/>
       </w:pPr>
-      <w:rPr/>
       <w:tblPr/>
       <w:tcPr>
         <w:tcBorders>
